--- a/reports/r0129.docx
+++ b/reports/r0129.docx
@@ -45,7 +45,7 @@
           <w:color w:val="000000"/>
           <w:sz w:val="21"/>
         </w:rPr>
-        <w:t>■ 南宁经济总量在广西壮族自治区稳居第一，人均GDP约6.91万元、人均经济实力居全省中游，经济增速由4.20%回升至4.70%、动能边际改善；固定资产投资连续负增长（最新-15.20%），经济动能仍有待修复。【待补充：南宁市的行政与战略定位、支柱产业及龙头企业（数据库未覆盖，需人工补充）】</w:t>
+        <w:t>■ 南宁作为广西壮族自治区首府，经济总量在广西壮族自治区稳居第一，人均GDP约6.91万元、人均经济实力居全省中游，经济增速由4.20%回升至4.70%、动能边际改善；固定资产投资连续负增长（最新-15.20%），经济动能仍有待修复。</w:t>
       </w:r>
     </w:p>
     <w:p>
@@ -75,7 +75,7 @@
           <w:color w:val="000000"/>
           <w:sz w:val="21"/>
         </w:rPr>
-        <w:t>产业结构方面，2025年南宁市三次产业结构为10.6:19.3:70.1。【待补充：支柱产业、主要龙头企业、对外贸易等定性描述（数据库未覆盖）】</w:t>
+        <w:t>产业结构方面，2025年南宁市三次产业结构为10.6:19.3:70.1，以电子信息、先进装备制造、生物医药为支柱，是面向东盟的区域中心城市。</w:t>
       </w:r>
     </w:p>
     <w:p>
